--- a/firequote/quotes/templates_docs/detection_revit.docx
+++ b/firequote/quotes/templates_docs/detection_revit.docx
@@ -44,7 +44,31 @@
           <w:szCs w:val="22"/>
           <w:lang w:val="en-US" w:eastAsia="en-US"/>
         </w:rPr>
-        <w:t>{{ quote_date }}</w:t>
+        <w:t xml:space="preserve">{{ </w:t>
+      </w:r>
+      <w:proofErr w:type="spellStart"/>
+      <w:r>
+        <w:rPr>
+          <w:rFonts w:ascii="Cambria" w:hAnsi="Cambria"/>
+          <w:b/>
+          <w:bCs/>
+          <w:sz w:val="22"/>
+          <w:szCs w:val="22"/>
+          <w:lang w:val="en-US" w:eastAsia="en-US"/>
+        </w:rPr>
+        <w:t>quote_date</w:t>
+      </w:r>
+      <w:proofErr w:type="spellEnd"/>
+      <w:r>
+        <w:rPr>
+          <w:rFonts w:ascii="Cambria" w:hAnsi="Cambria"/>
+          <w:b/>
+          <w:bCs/>
+          <w:sz w:val="22"/>
+          <w:szCs w:val="22"/>
+          <w:lang w:val="en-US" w:eastAsia="en-US"/>
+        </w:rPr>
+        <w:t xml:space="preserve"> }}</w:t>
       </w:r>
     </w:p>
     <w:p>
@@ -82,23 +106,59 @@
           <w:b/>
           <w:lang w:val="en-US"/>
         </w:rPr>
-        <w:t xml:space="preserve">{{ client_title }}:                                                                                                                               </w:t>
-      </w:r>
-      <w:r>
-        <w:rPr>
-          <w:rFonts w:asciiTheme="majorHAnsi" w:hAnsiTheme="majorHAnsi" w:cs="Arial"/>
-          <w:b/>
-          <w:lang w:val="en-US"/>
-        </w:rPr>
-        <w:t xml:space="preserve">       </w:t>
-      </w:r>
-      <w:r>
-        <w:rPr>
-          <w:rFonts w:asciiTheme="majorHAnsi" w:hAnsiTheme="majorHAnsi" w:cs="Arial"/>
-          <w:b/>
-          <w:lang w:val="en-US"/>
-        </w:rPr>
-        <w:t xml:space="preserve">       {{ quote_number }}</w:t>
+        <w:t xml:space="preserve">{{ </w:t>
+      </w:r>
+      <w:proofErr w:type="spellStart"/>
+      <w:r>
+        <w:rPr>
+          <w:rFonts w:asciiTheme="majorHAnsi" w:hAnsiTheme="majorHAnsi" w:cs="Arial"/>
+          <w:b/>
+          <w:lang w:val="en-US"/>
+        </w:rPr>
+        <w:t>client_title</w:t>
+      </w:r>
+      <w:proofErr w:type="spellEnd"/>
+      <w:r>
+        <w:rPr>
+          <w:rFonts w:asciiTheme="majorHAnsi" w:hAnsiTheme="majorHAnsi" w:cs="Arial"/>
+          <w:b/>
+          <w:lang w:val="en-US"/>
+        </w:rPr>
+        <w:t xml:space="preserve"> }}:                                                                                                                               </w:t>
+      </w:r>
+      <w:r>
+        <w:rPr>
+          <w:rFonts w:asciiTheme="majorHAnsi" w:hAnsiTheme="majorHAnsi" w:cs="Arial"/>
+          <w:b/>
+          <w:lang w:val="en-US"/>
+        </w:rPr>
+        <w:t xml:space="preserve">     </w:t>
+      </w:r>
+      <w:r>
+        <w:rPr>
+          <w:rFonts w:asciiTheme="majorHAnsi" w:hAnsiTheme="majorHAnsi" w:cs="Arial"/>
+          <w:b/>
+          <w:lang w:val="en-US"/>
+        </w:rPr>
+        <w:t xml:space="preserve">       {{ </w:t>
+      </w:r>
+      <w:proofErr w:type="spellStart"/>
+      <w:r>
+        <w:rPr>
+          <w:rFonts w:asciiTheme="majorHAnsi" w:hAnsiTheme="majorHAnsi" w:cs="Arial"/>
+          <w:b/>
+          <w:lang w:val="en-US"/>
+        </w:rPr>
+        <w:t>quote_number</w:t>
+      </w:r>
+      <w:proofErr w:type="spellEnd"/>
+      <w:r>
+        <w:rPr>
+          <w:rFonts w:asciiTheme="majorHAnsi" w:hAnsiTheme="majorHAnsi" w:cs="Arial"/>
+          <w:b/>
+          <w:lang w:val="en-US"/>
+        </w:rPr>
+        <w:t xml:space="preserve"> }}</w:t>
       </w:r>
     </w:p>
     <w:p>
@@ -121,7 +181,23 @@
           <w:rFonts w:asciiTheme="majorHAnsi" w:hAnsiTheme="majorHAnsi" w:cs="Arial"/>
           <w:lang w:val="en-US"/>
         </w:rPr>
-        <w:t xml:space="preserve"> client_name }}</w:t>
+        <w:t xml:space="preserve"> </w:t>
+      </w:r>
+      <w:proofErr w:type="spellStart"/>
+      <w:r>
+        <w:rPr>
+          <w:rFonts w:asciiTheme="majorHAnsi" w:hAnsiTheme="majorHAnsi" w:cs="Arial"/>
+          <w:lang w:val="en-US"/>
+        </w:rPr>
+        <w:t>client_name</w:t>
+      </w:r>
+      <w:proofErr w:type="spellEnd"/>
+      <w:r>
+        <w:rPr>
+          <w:rFonts w:asciiTheme="majorHAnsi" w:hAnsiTheme="majorHAnsi" w:cs="Arial"/>
+          <w:lang w:val="en-US"/>
+        </w:rPr>
+        <w:t xml:space="preserve"> }}</w:t>
       </w:r>
     </w:p>
     <w:p>
@@ -137,7 +213,23 @@
           <w:rFonts w:asciiTheme="majorHAnsi" w:hAnsiTheme="majorHAnsi" w:cs="Arial"/>
           <w:lang w:val="en-US"/>
         </w:rPr>
-        <w:t>{{ client_position }}</w:t>
+        <w:t xml:space="preserve">{{ </w:t>
+      </w:r>
+      <w:proofErr w:type="spellStart"/>
+      <w:r>
+        <w:rPr>
+          <w:rFonts w:asciiTheme="majorHAnsi" w:hAnsiTheme="majorHAnsi" w:cs="Arial"/>
+          <w:lang w:val="en-US"/>
+        </w:rPr>
+        <w:t>client_position</w:t>
+      </w:r>
+      <w:proofErr w:type="spellEnd"/>
+      <w:r>
+        <w:rPr>
+          <w:rFonts w:asciiTheme="majorHAnsi" w:hAnsiTheme="majorHAnsi" w:cs="Arial"/>
+          <w:lang w:val="en-US"/>
+        </w:rPr>
+        <w:t xml:space="preserve"> }}</w:t>
       </w:r>
     </w:p>
     <w:p>
@@ -155,7 +247,25 @@
           <w:b/>
           <w:lang w:val="en-US"/>
         </w:rPr>
-        <w:t>{{ client_company }}</w:t>
+        <w:t xml:space="preserve">{{ </w:t>
+      </w:r>
+      <w:proofErr w:type="spellStart"/>
+      <w:r>
+        <w:rPr>
+          <w:rFonts w:asciiTheme="majorHAnsi" w:hAnsiTheme="majorHAnsi" w:cs="Arial"/>
+          <w:b/>
+          <w:lang w:val="en-US"/>
+        </w:rPr>
+        <w:t>client_company</w:t>
+      </w:r>
+      <w:proofErr w:type="spellEnd"/>
+      <w:r>
+        <w:rPr>
+          <w:rFonts w:asciiTheme="majorHAnsi" w:hAnsiTheme="majorHAnsi" w:cs="Arial"/>
+          <w:b/>
+          <w:lang w:val="en-US"/>
+        </w:rPr>
+        <w:t xml:space="preserve"> }}</w:t>
       </w:r>
     </w:p>
     <w:p>
@@ -169,7 +279,21 @@
         <w:rPr>
           <w:rFonts w:asciiTheme="majorHAnsi" w:hAnsiTheme="majorHAnsi" w:cs="Arial"/>
         </w:rPr>
-        <w:t>{{ client_city }}</w:t>
+        <w:t xml:space="preserve">{{ </w:t>
+      </w:r>
+      <w:proofErr w:type="spellStart"/>
+      <w:r>
+        <w:rPr>
+          <w:rFonts w:asciiTheme="majorHAnsi" w:hAnsiTheme="majorHAnsi" w:cs="Arial"/>
+        </w:rPr>
+        <w:t>client_city</w:t>
+      </w:r>
+      <w:proofErr w:type="spellEnd"/>
+      <w:r>
+        <w:rPr>
+          <w:rFonts w:asciiTheme="majorHAnsi" w:hAnsiTheme="majorHAnsi" w:cs="Arial"/>
+        </w:rPr>
+        <w:t xml:space="preserve"> }}</w:t>
       </w:r>
     </w:p>
     <w:bookmarkEnd w:id="0"/>
@@ -233,7 +357,15 @@
           <w:rFonts w:asciiTheme="majorHAnsi" w:hAnsiTheme="majorHAnsi" w:cs="Arial"/>
           <w:b/>
         </w:rPr>
-        <w:t>{{ project_name</w:t>
+        <w:t xml:space="preserve">{{ </w:t>
+      </w:r>
+      <w:proofErr w:type="spellStart"/>
+      <w:r>
+        <w:rPr>
+          <w:rFonts w:asciiTheme="majorHAnsi" w:hAnsiTheme="majorHAnsi" w:cs="Arial"/>
+          <w:b/>
+        </w:rPr>
+        <w:t>project_name</w:t>
       </w:r>
       <w:r>
         <w:rPr>
@@ -242,6 +374,7 @@
         </w:rPr>
         <w:t>_upper</w:t>
       </w:r>
+      <w:proofErr w:type="spellEnd"/>
       <w:r>
         <w:rPr>
           <w:rFonts w:asciiTheme="majorHAnsi" w:hAnsiTheme="majorHAnsi" w:cs="Arial"/>
@@ -316,7 +449,23 @@
           <w:rFonts w:asciiTheme="majorHAnsi" w:hAnsiTheme="majorHAnsi" w:cs="Arial"/>
           <w:color w:val="222222"/>
         </w:rPr>
-        <w:t>{{ project_name }}</w:t>
+        <w:t xml:space="preserve">{{ </w:t>
+      </w:r>
+      <w:proofErr w:type="spellStart"/>
+      <w:r>
+        <w:rPr>
+          <w:rFonts w:asciiTheme="majorHAnsi" w:hAnsiTheme="majorHAnsi" w:cs="Arial"/>
+          <w:color w:val="222222"/>
+        </w:rPr>
+        <w:t>project_name</w:t>
+      </w:r>
+      <w:proofErr w:type="spellEnd"/>
+      <w:r>
+        <w:rPr>
+          <w:rFonts w:asciiTheme="majorHAnsi" w:hAnsiTheme="majorHAnsi" w:cs="Arial"/>
+          <w:color w:val="222222"/>
+        </w:rPr>
+        <w:t xml:space="preserve"> }}</w:t>
       </w:r>
       <w:r>
         <w:rPr>
@@ -330,7 +479,23 @@
           <w:rFonts w:asciiTheme="majorHAnsi" w:hAnsiTheme="majorHAnsi" w:cs="Arial"/>
           <w:color w:val="222222"/>
         </w:rPr>
-        <w:t xml:space="preserve"> ubicado en la ciudad de {{ client_city }}</w:t>
+        <w:t xml:space="preserve"> ubicado en la ciudad de {{ </w:t>
+      </w:r>
+      <w:proofErr w:type="spellStart"/>
+      <w:r>
+        <w:rPr>
+          <w:rFonts w:asciiTheme="majorHAnsi" w:hAnsiTheme="majorHAnsi" w:cs="Arial"/>
+          <w:color w:val="222222"/>
+        </w:rPr>
+        <w:t>client_city</w:t>
+      </w:r>
+      <w:proofErr w:type="spellEnd"/>
+      <w:r>
+        <w:rPr>
+          <w:rFonts w:asciiTheme="majorHAnsi" w:hAnsiTheme="majorHAnsi" w:cs="Arial"/>
+          <w:color w:val="222222"/>
+        </w:rPr>
+        <w:t xml:space="preserve"> }}</w:t>
       </w:r>
       <w:r>
         <w:rPr>
@@ -639,7 +804,27 @@
           <w:kern w:val="1"/>
           <w:lang w:val="es-MX"/>
         </w:rPr>
-        <w:t xml:space="preserve"> reference_norms }}</w:t>
+        <w:t xml:space="preserve"> </w:t>
+      </w:r>
+      <w:proofErr w:type="spellStart"/>
+      <w:r>
+        <w:rPr>
+          <w:rFonts w:asciiTheme="majorHAnsi" w:eastAsia="Arial Unicode MS" w:hAnsiTheme="majorHAnsi" w:cs="Arial"/>
+          <w:i/>
+          <w:kern w:val="1"/>
+          <w:lang w:val="es-MX"/>
+        </w:rPr>
+        <w:t>reference_norms</w:t>
+      </w:r>
+      <w:proofErr w:type="spellEnd"/>
+      <w:r>
+        <w:rPr>
+          <w:rFonts w:asciiTheme="majorHAnsi" w:eastAsia="Arial Unicode MS" w:hAnsiTheme="majorHAnsi" w:cs="Arial"/>
+          <w:i/>
+          <w:kern w:val="1"/>
+          <w:lang w:val="es-MX"/>
+        </w:rPr>
+        <w:t xml:space="preserve"> }}</w:t>
       </w:r>
       <w:bookmarkEnd w:id="5"/>
     </w:p>
@@ -1117,7 +1302,29 @@
           <w:szCs w:val="22"/>
           <w:lang w:val="en-US"/>
         </w:rPr>
-        <w:t>{%p if client_requirements %}</w:t>
+        <w:t xml:space="preserve">{%p if </w:t>
+      </w:r>
+      <w:proofErr w:type="spellStart"/>
+      <w:r>
+        <w:rPr>
+          <w:rFonts w:asciiTheme="majorHAnsi" w:hAnsiTheme="majorHAnsi" w:cs="Arial"/>
+          <w:color w:val="222222"/>
+          <w:sz w:val="22"/>
+          <w:szCs w:val="22"/>
+          <w:lang w:val="en-US"/>
+        </w:rPr>
+        <w:t>client_requirements</w:t>
+      </w:r>
+      <w:proofErr w:type="spellEnd"/>
+      <w:r>
+        <w:rPr>
+          <w:rFonts w:asciiTheme="majorHAnsi" w:hAnsiTheme="majorHAnsi" w:cs="Arial"/>
+          <w:color w:val="222222"/>
+          <w:sz w:val="22"/>
+          <w:szCs w:val="22"/>
+          <w:lang w:val="en-US"/>
+        </w:rPr>
+        <w:t xml:space="preserve"> %}</w:t>
       </w:r>
     </w:p>
     <w:p>
@@ -1144,7 +1351,29 @@
           <w:szCs w:val="22"/>
           <w:lang w:val="en-US"/>
         </w:rPr>
-        <w:t>{{ client_requirements }}</w:t>
+        <w:t xml:space="preserve">{{ </w:t>
+      </w:r>
+      <w:proofErr w:type="spellStart"/>
+      <w:r>
+        <w:rPr>
+          <w:rFonts w:asciiTheme="majorHAnsi" w:hAnsiTheme="majorHAnsi" w:cs="Arial"/>
+          <w:color w:val="222222"/>
+          <w:sz w:val="22"/>
+          <w:szCs w:val="22"/>
+          <w:lang w:val="en-US"/>
+        </w:rPr>
+        <w:t>client_requirements</w:t>
+      </w:r>
+      <w:proofErr w:type="spellEnd"/>
+      <w:r>
+        <w:rPr>
+          <w:rFonts w:asciiTheme="majorHAnsi" w:hAnsiTheme="majorHAnsi" w:cs="Arial"/>
+          <w:color w:val="222222"/>
+          <w:sz w:val="22"/>
+          <w:szCs w:val="22"/>
+          <w:lang w:val="en-US"/>
+        </w:rPr>
+        <w:t xml:space="preserve"> }}</w:t>
       </w:r>
     </w:p>
     <w:p>
@@ -1638,7 +1867,29 @@
           <w:szCs w:val="22"/>
           <w:lang w:val="en-US"/>
         </w:rPr>
-        <w:t>{%p if items_detection %}</w:t>
+        <w:t xml:space="preserve">{%p if </w:t>
+      </w:r>
+      <w:proofErr w:type="spellStart"/>
+      <w:r>
+        <w:rPr>
+          <w:rFonts w:asciiTheme="majorHAnsi" w:hAnsiTheme="majorHAnsi" w:cstheme="minorHAnsi"/>
+          <w:color w:val="222222"/>
+          <w:sz w:val="22"/>
+          <w:szCs w:val="22"/>
+          <w:lang w:val="en-US"/>
+        </w:rPr>
+        <w:t>items_detection</w:t>
+      </w:r>
+      <w:proofErr w:type="spellEnd"/>
+      <w:r>
+        <w:rPr>
+          <w:rFonts w:asciiTheme="majorHAnsi" w:hAnsiTheme="majorHAnsi" w:cstheme="minorHAnsi"/>
+          <w:color w:val="222222"/>
+          <w:sz w:val="22"/>
+          <w:szCs w:val="22"/>
+          <w:lang w:val="en-US"/>
+        </w:rPr>
+        <w:t xml:space="preserve"> %}</w:t>
       </w:r>
     </w:p>
     <w:p>
@@ -1665,7 +1916,29 @@
           <w:szCs w:val="22"/>
           <w:lang w:val="en-US"/>
         </w:rPr>
-        <w:t>{{ items_detection }}</w:t>
+        <w:t xml:space="preserve">{{ </w:t>
+      </w:r>
+      <w:proofErr w:type="spellStart"/>
+      <w:r>
+        <w:rPr>
+          <w:rFonts w:asciiTheme="majorHAnsi" w:hAnsiTheme="majorHAnsi" w:cstheme="minorHAnsi"/>
+          <w:color w:val="222222"/>
+          <w:sz w:val="22"/>
+          <w:szCs w:val="22"/>
+          <w:lang w:val="en-US"/>
+        </w:rPr>
+        <w:t>items_detection</w:t>
+      </w:r>
+      <w:proofErr w:type="spellEnd"/>
+      <w:r>
+        <w:rPr>
+          <w:rFonts w:asciiTheme="majorHAnsi" w:hAnsiTheme="majorHAnsi" w:cstheme="minorHAnsi"/>
+          <w:color w:val="222222"/>
+          <w:sz w:val="22"/>
+          <w:szCs w:val="22"/>
+          <w:lang w:val="en-US"/>
+        </w:rPr>
+        <w:t xml:space="preserve"> }}</w:t>
       </w:r>
     </w:p>
     <w:p>
@@ -1954,7 +2227,27 @@
           <w:sz w:val="22"/>
           <w:szCs w:val="22"/>
         </w:rPr>
-        <w:t>Rediseño en la etapa constructiva, ya que esto hace parte de los planos as built que entregará el constructor.</w:t>
+        <w:t xml:space="preserve">Rediseño en la etapa constructiva, ya que esto hace parte de los planos as </w:t>
+      </w:r>
+      <w:proofErr w:type="spellStart"/>
+      <w:r>
+        <w:rPr>
+          <w:rFonts w:asciiTheme="majorHAnsi" w:hAnsiTheme="majorHAnsi" w:cs="Arial"/>
+          <w:color w:val="222222"/>
+          <w:sz w:val="22"/>
+          <w:szCs w:val="22"/>
+        </w:rPr>
+        <w:t>built</w:t>
+      </w:r>
+      <w:proofErr w:type="spellEnd"/>
+      <w:r>
+        <w:rPr>
+          <w:rFonts w:asciiTheme="majorHAnsi" w:hAnsiTheme="majorHAnsi" w:cs="Arial"/>
+          <w:color w:val="222222"/>
+          <w:sz w:val="22"/>
+          <w:szCs w:val="22"/>
+        </w:rPr>
+        <w:t xml:space="preserve"> que entregará el constructor.</w:t>
       </w:r>
     </w:p>
     <w:p>
@@ -2043,7 +2336,29 @@
           <w:sz w:val="22"/>
           <w:szCs w:val="22"/>
         </w:rPr>
-        <w:t>{{ total_value_text_revit }}</w:t>
+        <w:t xml:space="preserve">{{ </w:t>
+      </w:r>
+      <w:proofErr w:type="spellStart"/>
+      <w:r>
+        <w:rPr>
+          <w:rFonts w:asciiTheme="majorHAnsi" w:hAnsiTheme="majorHAnsi" w:cs="Arial"/>
+          <w:bCs/>
+          <w:color w:val="222222"/>
+          <w:sz w:val="22"/>
+          <w:szCs w:val="22"/>
+        </w:rPr>
+        <w:t>total_value_text_revit</w:t>
+      </w:r>
+      <w:proofErr w:type="spellEnd"/>
+      <w:r>
+        <w:rPr>
+          <w:rFonts w:asciiTheme="majorHAnsi" w:hAnsiTheme="majorHAnsi" w:cs="Arial"/>
+          <w:bCs/>
+          <w:color w:val="222222"/>
+          <w:sz w:val="22"/>
+          <w:szCs w:val="22"/>
+        </w:rPr>
+        <w:t xml:space="preserve"> }}</w:t>
       </w:r>
     </w:p>
     <w:bookmarkEnd w:id="9"/>
@@ -2132,7 +2447,27 @@
           <w:sz w:val="22"/>
           <w:szCs w:val="22"/>
         </w:rPr>
-        <w:t>{{ current_year }}</w:t>
+        <w:t xml:space="preserve">{{ </w:t>
+      </w:r>
+      <w:proofErr w:type="spellStart"/>
+      <w:r>
+        <w:rPr>
+          <w:rFonts w:asciiTheme="majorHAnsi" w:hAnsiTheme="majorHAnsi" w:cs="Arial"/>
+          <w:color w:val="222222"/>
+          <w:sz w:val="22"/>
+          <w:szCs w:val="22"/>
+        </w:rPr>
+        <w:t>current_year</w:t>
+      </w:r>
+      <w:proofErr w:type="spellEnd"/>
+      <w:r>
+        <w:rPr>
+          <w:rFonts w:asciiTheme="majorHAnsi" w:hAnsiTheme="majorHAnsi" w:cs="Arial"/>
+          <w:color w:val="222222"/>
+          <w:sz w:val="22"/>
+          <w:szCs w:val="22"/>
+        </w:rPr>
+        <w:t xml:space="preserve"> }}</w:t>
       </w:r>
       <w:r>
         <w:rPr>
@@ -2178,7 +2513,27 @@
           <w:sz w:val="22"/>
           <w:szCs w:val="22"/>
         </w:rPr>
-        <w:t>{% if note_text_1 %}</w:t>
+        <w:t xml:space="preserve">{% </w:t>
+      </w:r>
+      <w:proofErr w:type="spellStart"/>
+      <w:r>
+        <w:rPr>
+          <w:rFonts w:asciiTheme="majorHAnsi" w:hAnsiTheme="majorHAnsi" w:cs="Arial"/>
+          <w:color w:val="222222"/>
+          <w:sz w:val="22"/>
+          <w:szCs w:val="22"/>
+        </w:rPr>
+        <w:t>if</w:t>
+      </w:r>
+      <w:proofErr w:type="spellEnd"/>
+      <w:r>
+        <w:rPr>
+          <w:rFonts w:asciiTheme="majorHAnsi" w:hAnsiTheme="majorHAnsi" w:cs="Arial"/>
+          <w:color w:val="222222"/>
+          <w:sz w:val="22"/>
+          <w:szCs w:val="22"/>
+        </w:rPr>
+        <w:t xml:space="preserve"> note_text_1 %}</w:t>
       </w:r>
     </w:p>
     <w:p>
@@ -3043,7 +3398,29 @@
           <w:szCs w:val="22"/>
           <w:lang w:val="en-US"/>
         </w:rPr>
-        <w:t>{{ payment_schedule }}</w:t>
+        <w:t xml:space="preserve">{{ </w:t>
+      </w:r>
+      <w:proofErr w:type="spellStart"/>
+      <w:r>
+        <w:rPr>
+          <w:rFonts w:asciiTheme="majorHAnsi" w:hAnsiTheme="majorHAnsi" w:cs="Arial"/>
+          <w:color w:val="222222"/>
+          <w:sz w:val="22"/>
+          <w:szCs w:val="22"/>
+          <w:lang w:val="en-US"/>
+        </w:rPr>
+        <w:t>payment_schedule</w:t>
+      </w:r>
+      <w:proofErr w:type="spellEnd"/>
+      <w:r>
+        <w:rPr>
+          <w:rFonts w:asciiTheme="majorHAnsi" w:hAnsiTheme="majorHAnsi" w:cs="Arial"/>
+          <w:color w:val="222222"/>
+          <w:sz w:val="22"/>
+          <w:szCs w:val="22"/>
+          <w:lang w:val="en-US"/>
+        </w:rPr>
+        <w:t xml:space="preserve"> }}</w:t>
       </w:r>
     </w:p>
     <w:bookmarkEnd w:id="12"/>
@@ -3110,7 +3487,21 @@
         <w:rPr>
           <w:rFonts w:asciiTheme="majorHAnsi" w:hAnsiTheme="majorHAnsi"/>
         </w:rPr>
-        <w:t>{{ delivery_time_text }}</w:t>
+        <w:t xml:space="preserve">{{ </w:t>
+      </w:r>
+      <w:proofErr w:type="spellStart"/>
+      <w:r>
+        <w:rPr>
+          <w:rFonts w:asciiTheme="majorHAnsi" w:hAnsiTheme="majorHAnsi"/>
+        </w:rPr>
+        <w:t>delivery_time_text</w:t>
+      </w:r>
+      <w:proofErr w:type="spellEnd"/>
+      <w:r>
+        <w:rPr>
+          <w:rFonts w:asciiTheme="majorHAnsi" w:hAnsiTheme="majorHAnsi"/>
+        </w:rPr>
+        <w:t xml:space="preserve"> }}</w:t>
       </w:r>
     </w:p>
     <w:p>
@@ -3948,7 +4339,7 @@
             </wp:anchor>
           </w:drawing>
         </mc:Choice>
-        <mc:Fallback xmlns:w16sdtfl="http://schemas.microsoft.com/office/word/2024/wordml/sdtformatlock" xmlns:w16du="http://schemas.microsoft.com/office/word/2023/wordml/word16du" xmlns:oel="http://schemas.microsoft.com/office/2019/extlst">
+        <mc:Fallback xmlns:oel="http://schemas.microsoft.com/office/2019/extlst" xmlns:w16du="http://schemas.microsoft.com/office/word/2023/wordml/word16du" xmlns:w16sdtfl="http://schemas.microsoft.com/office/word/2024/wordml/sdtformatlock">
           <w:pict>
             <v:line w14:anchorId="13400B73" id="Conector recto 19" o:spid="_x0000_s1026" style="position:absolute;z-index:251661312;visibility:visible;mso-wrap-style:square;mso-width-percent:0;mso-height-percent:0;mso-wrap-distance-left:9pt;mso-wrap-distance-top:0;mso-wrap-distance-right:9pt;mso-wrap-distance-bottom:0;mso-position-horizontal:right;mso-position-horizontal-relative:margin;mso-position-vertical:absolute;mso-position-vertical-relative:text;mso-width-percent:0;mso-height-percent:0;mso-width-relative:margin;mso-height-relative:margin" from="389.05pt,8pt" to="829.3pt,8.75pt" o:gfxdata="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" strokecolor="#4b0000" strokeweight="1pt">
               <w10:wrap anchorx="margin"/>
@@ -4069,6 +4460,7 @@
         <w:lang w:val="en-US"/>
       </w:rPr>
     </w:pPr>
+    <w:proofErr w:type="spellStart"/>
     <w:r>
       <w:rPr>
         <w:rFonts w:asciiTheme="majorHAnsi" w:eastAsia="Arial Unicode MS" w:hAnsiTheme="majorHAnsi" w:cs="Gisha"/>
@@ -4078,7 +4470,19 @@
         <w:szCs w:val="17"/>
         <w:lang w:val="en-US"/>
       </w:rPr>
-      <w:t>Cra 43A # 15 Sur – 15 Of 106</w:t>
+      <w:t>Cra</w:t>
+    </w:r>
+    <w:proofErr w:type="spellEnd"/>
+    <w:r>
+      <w:rPr>
+        <w:rFonts w:asciiTheme="majorHAnsi" w:eastAsia="Arial Unicode MS" w:hAnsiTheme="majorHAnsi" w:cs="Gisha"/>
+        <w:color w:val="000000" w:themeColor="text1"/>
+        <w:kern w:val="24"/>
+        <w:sz w:val="17"/>
+        <w:szCs w:val="17"/>
+        <w:lang w:val="en-US"/>
+      </w:rPr>
+      <w:t xml:space="preserve"> 43A # 15 Sur – 15 Of 106</w:t>
     </w:r>
     <w:r>
       <w:rPr>
@@ -4480,7 +4884,29 @@
                               <w:szCs w:val="24"/>
                               <w:lang w:val="es-MX"/>
                             </w:rPr>
-                            <w:t>Cl 79 Sur # 47E – 62 Of. 308-309</w:t>
+                            <w:t xml:space="preserve">Cl 79 Sur # 47E – 62 </w:t>
+                          </w:r>
+                          <w:proofErr w:type="spellStart"/>
+                          <w:r>
+                            <w:rPr>
+                              <w:rFonts w:ascii="Arial Narrow" w:hAnsi="Arial Narrow"/>
+                              <w:color w:val="FFFFFF" w:themeColor="background1"/>
+                              <w:sz w:val="24"/>
+                              <w:szCs w:val="24"/>
+                              <w:lang w:val="es-MX"/>
+                            </w:rPr>
+                            <w:t>Of</w:t>
+                          </w:r>
+                          <w:proofErr w:type="spellEnd"/>
+                          <w:r>
+                            <w:rPr>
+                              <w:rFonts w:ascii="Arial Narrow" w:hAnsi="Arial Narrow"/>
+                              <w:color w:val="FFFFFF" w:themeColor="background1"/>
+                              <w:sz w:val="24"/>
+                              <w:szCs w:val="24"/>
+                              <w:lang w:val="es-MX"/>
+                            </w:rPr>
+                            <w:t>. 308-309</w:t>
                           </w:r>
                         </w:p>
                         <w:p>
